--- a/EXPORTS/DOCX/published/niveau3/English/ZeeuwschGenootschap.docx
+++ b/EXPORTS/DOCX/published/niveau3/English/ZeeuwschGenootschap.docx
@@ -1942,7 +1942,7 @@
           <w:sz w:val="24"/>
           <w:u w:val="single"/>
         </w:rPr>
-        <w:hyperlink r:id="rId21" w:history="1">
+        <w:hyperlink r:id="rId19" w:history="1">
           <w:r>
             <w:rPr>
               <w:rStyle w:val="Hyperlink"/>
@@ -2102,14 +2102,7 @@
           <w:color w:val="000000"/>
           <w:sz w:val="24"/>
         </w:rPr>
-        <w:hyperlink r:id="rId21" w:history="1">
-          <w:r>
-            <w:rPr>
-              <w:rStyle w:val="Hyperlink"/>
-            </w:rPr>
-            <w:t>e origin</w:t>
-          </w:r>
-        </w:hyperlink>
+        <w:t>e origin</w:t>
       </w:r>
       <w:r>
         <w:rPr>
@@ -2961,13 +2954,21 @@
       </w:r>
       <w:r>
         <w:rPr>
+          <w:u w:val="single" w:color="0000ff"/>
           <w:rFonts w:ascii="Charis SIL Regular" w:hAnsi="Charis SIL Regular" w:eastAsia="Charis SIL Regular"/>
           <w:b w:val="0"/>
           <w:i w:val="0"/>
           <w:color w:val="000000"/>
           <w:sz w:val="24"/>
         </w:rPr>
-        <w:t>organise</w:t>
+        <w:hyperlink r:id="rId26" w:history="1">
+          <w:r>
+            <w:rPr>
+              <w:rStyle w:val="Hyperlink"/>
+            </w:rPr>
+            <w:t>organise</w:t>
+          </w:r>
+        </w:hyperlink>
       </w:r>
       <w:r>
         <w:rPr>
